--- a/CONTRATO FORMATO TEMPORAL.docx
+++ b/CONTRATO FORMATO TEMPORAL.docx
@@ -410,13 +410,24 @@
         <w:t xml:space="preserve">. </w:t>
       </w:r>
       <w:r>
-        <w:t xml:space="preserve">{{nombre}} </w:t>
-      </w:r>
-      <w:r>
-        <w:rPr>
-          <w:lang w:val="es-ES"/>
-        </w:rPr>
-        <w:t xml:space="preserve">, </w:t>
+        <w:t>{{nombre}</w:t>
+      </w:r>
+      <w:proofErr w:type="gramStart"/>
+      <w:r>
+        <w:t xml:space="preserve">} </w:t>
+      </w:r>
+      <w:r>
+        <w:rPr>
+          <w:lang w:val="es-ES"/>
+        </w:rPr>
+        <w:t>,</w:t>
+      </w:r>
+      <w:proofErr w:type="gramEnd"/>
+      <w:r>
+        <w:rPr>
+          <w:lang w:val="es-ES"/>
+        </w:rPr>
+        <w:t xml:space="preserve"> </w:t>
       </w:r>
       <w:r>
         <w:rPr>
@@ -720,11 +731,19 @@
         <w:rPr>
           <w:lang w:val="en-US"/>
         </w:rPr>
-        <w:t xml:space="preserve">{{nacionalidad}}  </w:t>
+        <w:t>{{nacionalidad</w:t>
+      </w:r>
+      <w:proofErr w:type="gramStart"/>
+      <w:r>
+        <w:rPr>
+          <w:lang w:val="en-US"/>
+        </w:rPr>
+        <w:t xml:space="preserve">}}  </w:t>
       </w:r>
       <w:r>
         <w:t xml:space="preserve"> </w:t>
       </w:r>
+      <w:proofErr w:type="gramEnd"/>
       <w:r>
         <w:rPr>
           <w:b/>
@@ -756,17 +775,25 @@
         <w:rPr>
           <w:lang w:val="en-US"/>
         </w:rPr>
-        <w:t>{{curp}}</w:t>
-      </w:r>
+        <w:t>{{curp}</w:t>
+      </w:r>
+      <w:proofErr w:type="gramStart"/>
       <w:r>
         <w:rPr>
           <w:lang w:val="en-US"/>
         </w:rPr>
+        <w:t>}</w:t>
+      </w:r>
+      <w:r>
+        <w:rPr>
+          <w:lang w:val="en-US"/>
+        </w:rPr>
         <w:t xml:space="preserve"> </w:t>
       </w:r>
       <w:r>
         <w:t>.</w:t>
       </w:r>
+      <w:proofErr w:type="gramEnd"/>
       <w:r>
         <w:rPr>
           <w:b/>
@@ -1062,32 +1089,25 @@
           <w:szCs w:val="24"/>
           <w:lang w:val="es-MX" w:eastAsia="es-MX"/>
         </w:rPr>
-        <w:t>{{</w:t>
-      </w:r>
+        <w:t xml:space="preserve">LUNES A </w:t>
+      </w:r>
+      <w:proofErr w:type="gramStart"/>
       <w:r>
         <w:rPr>
           <w:sz w:val="24"/>
           <w:szCs w:val="24"/>
           <w:lang w:val="es-MX" w:eastAsia="es-MX"/>
         </w:rPr>
-        <w:t>dias</w:t>
-      </w:r>
-      <w:r>
-        <w:rPr>
+        <w:t>DOMINGO</w:t>
+      </w:r>
+      <w:r>
+        <w:rPr>
+          <w:b/>
+          <w:bCs/>
           <w:sz w:val="24"/>
           <w:szCs w:val="24"/>
           <w:lang w:val="es-MX" w:eastAsia="es-MX"/>
         </w:rPr>
-        <w:t>}}</w:t>
-      </w:r>
-      <w:r>
-        <w:rPr>
-          <w:b/>
-          <w:bCs/>
-          <w:sz w:val="24"/>
-          <w:szCs w:val="24"/>
-          <w:lang w:val="es-MX" w:eastAsia="es-MX"/>
-        </w:rPr>
         <w:t xml:space="preserve"> </w:t>
       </w:r>
       <w:r>
@@ -1100,6 +1120,7 @@
         </w:rPr>
         <w:t>,</w:t>
       </w:r>
+      <w:proofErr w:type="gramEnd"/>
       <w:r>
         <w:rPr>
           <w:sz w:val="24"/>
@@ -1233,8 +1254,17 @@
           <w:b/>
           <w:lang w:val="es-ES"/>
         </w:rPr>
-        <w:t>” FACULTA EXPRESAMENTE A “LA EMPRESA” PARA MODIFICAR EL HORARIO DE TRABAJO, DE ACUERDO CON LAS NECESIDADES DE LA MISMA</w:t>
-      </w:r>
+        <w:t xml:space="preserve">” FACULTA EXPRESAMENTE A “LA EMPRESA” PARA MODIFICAR EL HORARIO DE TRABAJO, DE ACUERDO CON LAS NECESIDADES DE </w:t>
+      </w:r>
+      <w:proofErr w:type="gramStart"/>
+      <w:r>
+        <w:rPr>
+          <w:b/>
+          <w:lang w:val="es-ES"/>
+        </w:rPr>
+        <w:t>LA MISMA</w:t>
+      </w:r>
+      <w:proofErr w:type="gramEnd"/>
       <w:r>
         <w:rPr>
           <w:lang w:val="es-ES"/>
@@ -1253,14 +1283,14 @@
         <w:rPr>
           <w:lang w:val="es-ES"/>
         </w:rPr>
-        <w:t xml:space="preserve">QUEDA EXPRESAMENTE PROHIBIDO A “EL EMPLEADO” TRABAJAR TIEMPO EXTRAORDINARIO SI NO ES CON CONSENTIMIENTO PREVIO Y POR ORDEN EMITIDA POR “LA EMPRESA”. CUANDO POR CUALQUIER CIRCUNSTANCIA DEBA TRABAJAR “EL EMPLEADO” MAYOR TIEMPO QUE EL </w:t>
+        <w:t xml:space="preserve">QUEDA EXPRESAMENTE PROHIBIDO A “EL EMPLEADO” TRABAJAR TIEMPO EXTRAORDINARIO SI NO ES CON CONSENTIMIENTO PREVIO Y POR ORDEN EMITIDA POR “LA EMPRESA”. CUANDO POR </w:t>
       </w:r>
       <w:r>
         <w:rPr>
           <w:lang w:val="es-ES"/>
         </w:rPr>
         <w:lastRenderedPageBreak/>
-        <w:t>SEÑALADO, RECABARÁ PREVIAMENTE DE “LA EMPRESA” LA ORDEN A QUE SE REFIERE ESTA CLÁUSULA, SIN CUYO REQUISITO NO LE SERÁ ABONADA CANTIDAD ALGUNA POR EL TIEMPO QUE TRABAJARÁ</w:t>
+        <w:t>CUALQUIER CIRCUNSTANCIA DEBA TRABAJAR “EL EMPLEADO” MAYOR TIEMPO QUE EL SEÑALADO, RECABARÁ PREVIAMENTE DE “LA EMPRESA” LA ORDEN A QUE SE REFIERE ESTA CLÁUSULA, SIN CUYO REQUISITO NO LE SERÁ ABONADA CANTIDAD ALGUNA POR EL TIEMPO QUE TRABAJARÁ</w:t>
       </w:r>
       <w:r>
         <w:rPr>
@@ -1377,7 +1407,7 @@
       </w:r>
       <w:r>
         <w:rPr>
-          <w:rStyle w:val="Textoennegrita"/>
+          <w:rStyle w:val="Fuerte"/>
           <w:lang w:val="es-MX"/>
         </w:rPr>
         <w:t>SALARIO MÍNIMO GENERAL VIGENTE</w:t>
@@ -1403,7 +1433,7 @@
       </w:r>
       <w:r>
         <w:rPr>
-          <w:rStyle w:val="Textoennegrita"/>
+          <w:rStyle w:val="Fuerte"/>
           <w:lang w:val="es-MX"/>
         </w:rPr>
         <w:t>BONOS DE PRODUCTIVIDAD, PUNTUALIDAD U OTROS INCENTIVOS</w:t>
@@ -1416,7 +1446,7 @@
       </w:r>
       <w:r>
         <w:rPr>
-          <w:rStyle w:val="Textoennegrita"/>
+          <w:rStyle w:val="Fuerte"/>
           <w:lang w:val="es-MX"/>
         </w:rPr>
         <w:t>VARIABLE, NO INTEGRADO AL SALARIO</w:t>
@@ -1436,7 +1466,7 @@
       </w:r>
       <w:r>
         <w:rPr>
-          <w:rStyle w:val="Textoennegrita"/>
+          <w:rStyle w:val="Fuerte"/>
           <w:lang w:val="es-MX"/>
         </w:rPr>
         <w:t>NO CONSTITUYEN SALARIO ORDINARIO</w:t>
@@ -1728,7 +1758,21 @@
         <w:rPr>
           <w:lang w:val="es-ES"/>
         </w:rPr>
-        <w:t>NTE, O DE LOS CUALES TENGAN CONOCIMIENTO EN RAZÓN DEL TRABAJO QUE DESEMPEÑEN, ASÍ COMO DE LOS ASUNTOS ADMINISTRATIVOS RESERVADOS, CUYA DIVULGACIÓN PUEDA CAUSAR PERJUICIOS A LA EMPRESA. ADEMAS SE OBLIGA A NO DIVULGAR, TRASMITIR A TERCEROS, NI SIQUIERA CON FINES ACADÉMICOS O CIENTIFICOS LOS DATOS E INFORMACIÓN DE PLANES, PROYECTOS, CONTRATOS, PRODUCTOS, PROGRAMAS, MANUALES, SISTEMAS, ESTRATEGIAS DE MERCADO, PRECIOS, LISTAS DE CLIENTES, INFORMACIÓN FINANCIERA, ADMINISTRATIVA Y COMERCIAL. ASÌ COMO TODA AQUELLA INFORMACIÒN DE LA EMPRESA QUE NO SE ESPECIFIQUE Y PUEDA SER REVELADA, POR LO QUE “EL EMPLEADO”, MANTENDRÀ, LA MÁS ABSOLUTA DISCRECIÓN, SECRECÍA Y CONFIDENCIALIDAD DE TODOS Y CADA UNO DE LOS ASUNTOS, DOCUMENTOS Y SISTEMAS MENCIONADOS, SIMILARES Y/O SEMEJANTES.</w:t>
+        <w:t xml:space="preserve">NTE, O DE LOS CUALES TENGAN CONOCIMIENTO </w:t>
+      </w:r>
+      <w:proofErr w:type="gramStart"/>
+      <w:r>
+        <w:rPr>
+          <w:lang w:val="es-ES"/>
+        </w:rPr>
+        <w:t>EN RAZÓN DEL</w:t>
+      </w:r>
+      <w:proofErr w:type="gramEnd"/>
+      <w:r>
+        <w:rPr>
+          <w:lang w:val="es-ES"/>
+        </w:rPr>
+        <w:t xml:space="preserve"> TRABAJO QUE DESEMPEÑEN, ASÍ COMO DE LOS ASUNTOS ADMINISTRATIVOS RESERVADOS, CUYA DIVULGACIÓN PUEDA CAUSAR PERJUICIOS A LA EMPRESA. ADEMAS SE OBLIGA A NO DIVULGAR, TRASMITIR A TERCEROS, NI SIQUIERA CON FINES ACADÉMICOS O CIENTIFICOS LOS DATOS E INFORMACIÓN DE PLANES, PROYECTOS, CONTRATOS, PRODUCTOS, PROGRAMAS, MANUALES, SISTEMAS, ESTRATEGIAS DE MERCADO, PRECIOS, LISTAS DE CLIENTES, INFORMACIÓN FINANCIERA, ADMINISTRATIVA Y COMERCIAL. ASÌ COMO TODA AQUELLA INFORMACIÒN DE LA EMPRESA QUE NO SE ESPECIFIQUE Y PUEDA SER REVELADA, POR LO QUE “EL EMPLEADO”, MANTENDRÀ, LA MÁS ABSOLUTA DISCRECIÓN, SECRECÍA Y CONFIDENCIALIDAD DE TODOS Y CADA UNO DE LOS ASUNTOS, DOCUMENTOS Y SISTEMAS MENCIONADOS, SIMILARES Y/O SEMEJANTES.</w:t>
       </w:r>
     </w:p>
     <w:p>
@@ -1854,7 +1898,21 @@
         <w:rPr>
           <w:lang w:val="es-ES"/>
         </w:rPr>
-        <w:t>LAS PARTES DECLARAN QUE A EFECTO DE REALIZAR MODIFICACIÓN POSTERIOR AL PRESENTE, SE DEBERÁ UTILIZAR EL FORMATO DE LOS ANEXOS CORRESPONDIENTES BAJO EL NUMERO CONSECUTIVO RESPECTIVO, PREVIAMENTE AUTORIZADO Y FIRMADO POR LAS PARTES, POR LO QUE CUALQUIER MODIFICACIÓN AJENA AL MECANISMO CITADO NO SURTIRÁ EFECTO ALGUNA, Y RESPECTO A LOS QUE SE HAGAN ACORDE AL PROCEDIMIENTO CITADO, SURTIRÁN SUS EFECTOS EN FORMA INMEDIATA.</w:t>
+        <w:t xml:space="preserve">LAS PARTES DECLARAN </w:t>
+      </w:r>
+      <w:proofErr w:type="gramStart"/>
+      <w:r>
+        <w:rPr>
+          <w:lang w:val="es-ES"/>
+        </w:rPr>
+        <w:t>QUE</w:t>
+      </w:r>
+      <w:proofErr w:type="gramEnd"/>
+      <w:r>
+        <w:rPr>
+          <w:lang w:val="es-ES"/>
+        </w:rPr>
+        <w:t xml:space="preserve"> A EFECTO DE REALIZAR MODIFICACIÓN POSTERIOR AL PRESENTE, SE DEBERÁ UTILIZAR EL FORMATO DE LOS ANEXOS CORRESPONDIENTES BAJO EL NUMERO CONSECUTIVO RESPECTIVO, PREVIAMENTE AUTORIZADO Y FIRMADO POR LAS PARTES, POR LO QUE CUALQUIER MODIFICACIÓN AJENA AL MECANISMO CITADO NO SURTIRÁ EFECTO ALGUNA, Y RESPECTO A LOS QUE SE HAGAN ACORDE AL PROCEDIMIENTO CITADO, SURTIRÁN SUS EFECTOS EN FORMA INMEDIATA.</w:t>
       </w:r>
     </w:p>
     <w:p>
@@ -1903,7 +1961,21 @@
         <w:rPr>
           <w:lang w:val="es-ES"/>
         </w:rPr>
-        <w:t>LAS PARTES ACUERDAN, QUE EN LA MEDIDA NECESARIA,</w:t>
+        <w:t xml:space="preserve">LAS PARTES ACUERDAN, </w:t>
+      </w:r>
+      <w:proofErr w:type="gramStart"/>
+      <w:r>
+        <w:rPr>
+          <w:lang w:val="es-ES"/>
+        </w:rPr>
+        <w:t>QUE</w:t>
+      </w:r>
+      <w:proofErr w:type="gramEnd"/>
+      <w:r>
+        <w:rPr>
+          <w:lang w:val="es-ES"/>
+        </w:rPr>
+        <w:t xml:space="preserve"> EN LA MEDIDA NECESARIA,</w:t>
       </w:r>
       <w:r>
         <w:rPr>
@@ -1979,7 +2051,21 @@
         <w:rPr>
           <w:lang w:val="es-ES"/>
         </w:rPr>
-        <w:t xml:space="preserve">AMBAS PARTES CONTRATANTES CONVIENEN EN QUE TODO LO NO PREVISTO EN EL PRESENTE CONTRATO SE REGIRÁ POR LAS DISPOSICIONES DE LA LEY FEDERAL DEL TRABAJO Y EN QUE PARA TODO LO QUE SE REFIERE A LA INTERPRETACIÓN, EJECUCIÓN Y CUMPLIMIENTO DEL MISMO, SE SOMETERÁN EXPRESAMENTE A LA COMPETENCIA Y JURISDICCIÓN DE LA JUNTA LOCAL DE CONCILIACION Y ARBITRAJE CON SEDE EN </w:t>
+        <w:t xml:space="preserve">AMBAS PARTES CONTRATANTES CONVIENEN EN QUE TODO LO NO PREVISTO EN EL PRESENTE CONTRATO SE REGIRÁ POR LAS DISPOSICIONES DE LA LEY FEDERAL DEL TRABAJO Y EN QUE PARA TODO LO QUE SE REFIERE A LA INTERPRETACIÓN, EJECUCIÓN Y CUMPLIMIENTO </w:t>
+      </w:r>
+      <w:proofErr w:type="gramStart"/>
+      <w:r>
+        <w:rPr>
+          <w:lang w:val="es-ES"/>
+        </w:rPr>
+        <w:t>DEL MISMO</w:t>
+      </w:r>
+      <w:proofErr w:type="gramEnd"/>
+      <w:r>
+        <w:rPr>
+          <w:lang w:val="es-ES"/>
+        </w:rPr>
+        <w:t xml:space="preserve">, SE SOMETERÁN EXPRESAMENTE A LA COMPETENCIA Y JURISDICCIÓN DE LA JUNTA LOCAL DE CONCILIACION Y ARBITRAJE CON SEDE EN </w:t>
       </w:r>
       <w:r>
         <w:rPr>
@@ -1991,7 +2077,21 @@
         <w:rPr>
           <w:lang w:val="es-ES"/>
         </w:rPr>
-        <w:t>, RENUNCIANDO A CUALQUIER OTRA QUE PUDIESEN LLEGAR A TENER EN RAZÓN DEL DOMICILIO PRESENTE O FUTURO.</w:t>
+        <w:t xml:space="preserve">, RENUNCIANDO A CUALQUIER OTRA QUE PUDIESEN LLEGAR A TENER </w:t>
+      </w:r>
+      <w:proofErr w:type="gramStart"/>
+      <w:r>
+        <w:rPr>
+          <w:lang w:val="es-ES"/>
+        </w:rPr>
+        <w:t>EN RAZÓN DEL</w:t>
+      </w:r>
+      <w:proofErr w:type="gramEnd"/>
+      <w:r>
+        <w:rPr>
+          <w:lang w:val="es-ES"/>
+        </w:rPr>
+        <w:t xml:space="preserve"> DOMICILIO PRESENTE O FUTURO.</w:t>
       </w:r>
     </w:p>
     <w:p>
@@ -3477,7 +3577,7 @@
       <w:lang w:val="en-US" w:bidi="en-US"/>
     </w:rPr>
   </w:style>
-  <w:style w:type="character" w:styleId="Textoennegrita">
+  <w:style w:type="character" w:styleId="Fuerte">
     <w:name w:val="Strong"/>
     <w:basedOn w:val="Fuentedeprrafopredeter"/>
     <w:uiPriority w:val="22"/>
@@ -3753,18 +3853,18 @@
 </file>
 
 <file path=customXml/item1.xml><?xml version="1.0" encoding="utf-8"?>
-<p:properties xmlns:p="http://schemas.microsoft.com/office/2006/metadata/properties" xmlns:xsi="http://www.w3.org/2001/XMLSchema-instance" xmlns:pc="http://schemas.microsoft.com/office/infopath/2007/PartnerControls">
-  <documentManagement/>
-</p:properties>
-</file>
-
-<file path=customXml/item2.xml><?xml version="1.0" encoding="utf-8"?>
 <?mso-contentType ?>
 <FormTemplates xmlns="http://schemas.microsoft.com/sharepoint/v3/contenttype/forms">
   <Display>DocumentLibraryForm</Display>
   <Edit>DocumentLibraryForm</Edit>
   <New>DocumentLibraryForm</New>
 </FormTemplates>
+</file>
+
+<file path=customXml/item2.xml><?xml version="1.0" encoding="utf-8"?>
+<p:properties xmlns:p="http://schemas.microsoft.com/office/2006/metadata/properties" xmlns:xsi="http://www.w3.org/2001/XMLSchema-instance" xmlns:pc="http://schemas.microsoft.com/office/infopath/2007/PartnerControls">
+  <documentManagement/>
+</p:properties>
 </file>
 
 <file path=customXml/item3.xml><?xml version="1.0" encoding="utf-8"?>
@@ -3912,18 +4012,18 @@
 </file>
 
 <file path=customXml/itemProps1.xml><?xml version="1.0" encoding="utf-8"?>
-<ds:datastoreItem xmlns:ds="http://schemas.openxmlformats.org/officeDocument/2006/customXml" ds:itemID="{80A5436B-6D4D-4762-AA65-54CE9EC0D615}">
+<ds:datastoreItem xmlns:ds="http://schemas.openxmlformats.org/officeDocument/2006/customXml" ds:itemID="{0C51138A-39E9-43C8-84A2-81B0FCADA939}">
   <ds:schemaRefs>
-    <ds:schemaRef ds:uri="http://schemas.microsoft.com/office/2006/metadata/properties"/>
-    <ds:schemaRef ds:uri="http://schemas.microsoft.com/office/infopath/2007/PartnerControls"/>
+    <ds:schemaRef ds:uri="http://schemas.microsoft.com/sharepoint/v3/contenttype/forms"/>
   </ds:schemaRefs>
 </ds:datastoreItem>
 </file>
 
 <file path=customXml/itemProps2.xml><?xml version="1.0" encoding="utf-8"?>
-<ds:datastoreItem xmlns:ds="http://schemas.openxmlformats.org/officeDocument/2006/customXml" ds:itemID="{0C51138A-39E9-43C8-84A2-81B0FCADA939}">
+<ds:datastoreItem xmlns:ds="http://schemas.openxmlformats.org/officeDocument/2006/customXml" ds:itemID="{80A5436B-6D4D-4762-AA65-54CE9EC0D615}">
   <ds:schemaRefs>
-    <ds:schemaRef ds:uri="http://schemas.microsoft.com/sharepoint/v3/contenttype/forms"/>
+    <ds:schemaRef ds:uri="http://schemas.microsoft.com/office/2006/metadata/properties"/>
+    <ds:schemaRef ds:uri="http://schemas.microsoft.com/office/infopath/2007/PartnerControls"/>
   </ds:schemaRefs>
 </ds:datastoreItem>
 </file>
